--- a/03_report/01_Overview_Report.docx
+++ b/03_report/01_Overview_Report.docx
@@ -124,62 +124,6 @@
       </w:hyperlink>
       <w:r>
         <w:pict w14:anchorId="18CBBA23">
-          <v:rect id="_x0000_i1025" style="width:468pt;height:1.5pt" o:hralign="center" o:hrstd="t" o:hr="t" fillcolor="#a0a0a0" stroked="f"/>
-        </w:pict>
-      </w:r>
-    </w:p>
-    <w:p>
-      <w:pPr>
-        <w:rPr>
-          <w:b/>
-          <w:bCs/>
-        </w:rPr>
-      </w:pPr>
-      <w:r>
-        <w:rPr>
-          <w:b/>
-          <w:bCs/>
-        </w:rPr>
-        <w:t>EXECUTIVE SUMMARY</w:t>
-      </w:r>
-    </w:p>
-    <w:p>
-      <w:r>
-        <w:t xml:space="preserve">Revenue growth and increasing order volume are not translating equally into profitability across all product categories. While Home &amp; Living and Health, Beauty &amp; Family drive </w:t>
-      </w:r>
-      <w:proofErr w:type="gramStart"/>
-      <w:r>
-        <w:t>the majority of</w:t>
-      </w:r>
-      <w:proofErr w:type="gramEnd"/>
-      <w:r>
-        <w:t xml:space="preserve"> profits, Technology &amp; Electronics suffers from weak margins due to high COGS</w:t>
-      </w:r>
-      <w:r>
-        <w:t xml:space="preserve"> </w:t>
-      </w:r>
-      <w:r>
-        <w:t xml:space="preserve">and delivery inefficiencies. The business is heavily dependent on </w:t>
-      </w:r>
-      <w:r>
-        <w:t>first</w:t>
-      </w:r>
-      <w:r>
-        <w:t>-time</w:t>
-      </w:r>
-      <w:r>
-        <w:t xml:space="preserve"> buyers, with customer retention remaining low across all cohorts. Freight</w:t>
-      </w:r>
-      <w:r>
-        <w:t xml:space="preserve"> </w:t>
-      </w:r>
-      <w:r>
-        <w:t>related inefficiencies, particularly in electronics and low-density products, further reduce profitability. Improving logistics, supplier economics, pricing strategy, and customer retention presents the largest opportunity for sustainable growth.</w:t>
-      </w:r>
-    </w:p>
-    <w:p>
-      <w:r>
-        <w:pict w14:anchorId="256581C1">
           <v:rect id="_x0000_i1026" style="width:468pt;height:1.5pt" o:hralign="center" o:hrstd="t" o:hr="t" fillcolor="#a0a0a0" stroked="f"/>
         </w:pict>
       </w:r>
@@ -196,17 +140,44 @@
           <w:b/>
           <w:bCs/>
         </w:rPr>
-        <w:t>PROBLEM STATEMENT</w:t>
-      </w:r>
-    </w:p>
-    <w:p>
-      <w:r>
-        <w:t>Despite a surge in order volume and sales, certain customer segments and product categories generate high revenue but deliver low profitability. The business must identify the root causes behind this imbalance and evaluate its impact on overall financial performance.</w:t>
-      </w:r>
-    </w:p>
-    <w:p>
-      <w:r>
-        <w:pict w14:anchorId="219633A4">
+        <w:t>EXECUTIVE SUMMARY</w:t>
+      </w:r>
+    </w:p>
+    <w:p>
+      <w:r>
+        <w:t>Revenue growth and increasing order volume are not translating equally into profitability across all product categories</w:t>
+      </w:r>
+      <w:r>
+        <w:t xml:space="preserve"> and customer segments</w:t>
+      </w:r>
+      <w:r>
+        <w:t>. While Home &amp; Living and Health, Beauty &amp; Family drive the majority of profits, Technology &amp; Electronics suffers from weak margins due to high COGS</w:t>
+      </w:r>
+      <w:r>
+        <w:t xml:space="preserve"> </w:t>
+      </w:r>
+      <w:r>
+        <w:t xml:space="preserve">and delivery inefficiencies. The business is heavily dependent on </w:t>
+      </w:r>
+      <w:r>
+        <w:t>first</w:t>
+      </w:r>
+      <w:r>
+        <w:t>-time</w:t>
+      </w:r>
+      <w:r>
+        <w:t xml:space="preserve"> buyers, with customer retention remaining low across all cohorts. Freight</w:t>
+      </w:r>
+      <w:r>
+        <w:t xml:space="preserve"> </w:t>
+      </w:r>
+      <w:r>
+        <w:t>related inefficiencies, particularly in electronics and low-density products, further reduce profitability. Improving logistics, supplier economics, pricing strategy, and customer retention presents the largest opportunity for sustainable growth.</w:t>
+      </w:r>
+    </w:p>
+    <w:p>
+      <w:r>
+        <w:pict w14:anchorId="256581C1">
           <v:rect id="_x0000_i1027" style="width:468pt;height:1.5pt" o:hralign="center" o:hrstd="t" o:hr="t" fillcolor="#a0a0a0" stroked="f"/>
         </w:pict>
       </w:r>
@@ -223,6 +194,33 @@
           <w:b/>
           <w:bCs/>
         </w:rPr>
+        <w:t>PROBLEM STATEMENT</w:t>
+      </w:r>
+    </w:p>
+    <w:p>
+      <w:r>
+        <w:t>Despite a surge in order volume and sales, certain customer segments and product categories generate high revenue but deliver low profitability. The business must identify the root causes behind this imbalance and evaluate its impact on overall financial performance.</w:t>
+      </w:r>
+    </w:p>
+    <w:p>
+      <w:r>
+        <w:pict w14:anchorId="219633A4">
+          <v:rect id="_x0000_i1028" style="width:468pt;height:1.5pt" o:hralign="center" o:hrstd="t" o:hr="t" fillcolor="#a0a0a0" stroked="f"/>
+        </w:pict>
+      </w:r>
+    </w:p>
+    <w:p>
+      <w:pPr>
+        <w:rPr>
+          <w:b/>
+          <w:bCs/>
+        </w:rPr>
+      </w:pPr>
+      <w:r>
+        <w:rPr>
+          <w:b/>
+          <w:bCs/>
+        </w:rPr>
         <w:t>OBJECTIVE</w:t>
       </w:r>
     </w:p>
@@ -234,7 +232,7 @@
     <w:p>
       <w:r>
         <w:pict w14:anchorId="086FD31D">
-          <v:rect id="_x0000_i1028" style="width:468pt;height:1.5pt" o:hralign="center" o:hrstd="t" o:hr="t" fillcolor="#a0a0a0" stroked="f"/>
+          <v:rect id="_x0000_i1029" style="width:468pt;height:1.5pt" o:hralign="center" o:hrstd="t" o:hr="t" fillcolor="#a0a0a0" stroked="f"/>
         </w:pict>
       </w:r>
     </w:p>
@@ -532,7 +530,7 @@
       </w:pPr>
       <w:r>
         <w:pict w14:anchorId="436527C7">
-          <v:rect id="_x0000_i1029" style="width:468pt;height:1.5pt" o:hralign="center" o:hrstd="t" o:hr="t" fillcolor="#a0a0a0" stroked="f"/>
+          <v:rect id="_x0000_i1030" style="width:468pt;height:1.5pt" o:hralign="center" o:hrstd="t" o:hr="t" fillcolor="#a0a0a0" stroked="f"/>
         </w:pict>
       </w:r>
     </w:p>
@@ -646,13 +644,7 @@
         </w:numPr>
       </w:pPr>
       <w:r>
-        <w:t xml:space="preserve">Fashion &amp; Apparel, Consumables &amp; Commercial, and Unclassified Products suffer primarily from demand-side issues rather than cost inefficiencies. Despite maintaining reasonable margins and relatively low </w:t>
-      </w:r>
-      <w:r>
-        <w:t>production</w:t>
-      </w:r>
-      <w:r>
-        <w:t xml:space="preserve"> costs, these categories generate limited sales and profits.</w:t>
+        <w:t>Fashion &amp; Apparel, Consumables &amp; Commercial, and Unclassified Products suffer primarily from demand-side issues rather than cost inefficiencies. Despite maintaining reasonable margins these categories generate limited sales and profits.</w:t>
       </w:r>
     </w:p>
     <w:p>
@@ -675,6 +667,9 @@
       </w:r>
       <w:r>
         <w:t xml:space="preserve"> cause of its poor performance</w:t>
+      </w:r>
+      <w:r>
+        <w:t xml:space="preserve"> and low demand</w:t>
       </w:r>
     </w:p>
     <w:p>
@@ -751,15 +746,7 @@
         </w:numPr>
       </w:pPr>
       <w:r>
-        <w:t xml:space="preserve">Business growth is heavily dependent on customer acquisition rather than retention. One-time buyers account for </w:t>
-      </w:r>
-      <w:proofErr w:type="gramStart"/>
-      <w:r>
-        <w:t>the overwhelming majority of</w:t>
-      </w:r>
-      <w:proofErr w:type="gramEnd"/>
-      <w:r>
-        <w:t xml:space="preserve"> customers, while repeat and loyal customers contribute only a small share of total activity. Cohort analysis shows retention declines sharply after the initial purchase across all acquisition months, reinforcing concerns around long</w:t>
+        <w:t>Business growth is heavily dependent on customer acquisition rather than retention. One-time buyers account for the overwhelming majority of customers, while repeat and loyal customers contribute only a small share of total activity. Cohort analysis shows retention declines sharply after the initial purchase across all acquisition months, reinforcing concerns around long</w:t>
       </w:r>
       <w:r>
         <w:t xml:space="preserve"> </w:t>
@@ -857,23 +844,11 @@
       <w:r>
         <w:t xml:space="preserve"> </w:t>
       </w:r>
-      <w:r>
-        <w:t xml:space="preserve">Regression analysis </w:t>
-      </w:r>
-      <w:r>
-        <w:t>confirmed</w:t>
-      </w:r>
-      <w:r>
-        <w:t xml:space="preserve"> that each additional delivery day reduces profit margin by approximately 0.31 percentage points</w:t>
-      </w:r>
-      <w:r>
-        <w:t xml:space="preserve"> conveying a negative correlation.</w:t>
-      </w:r>
     </w:p>
     <w:p>
       <w:r>
         <w:pict w14:anchorId="5E6A3ED4">
-          <v:rect id="_x0000_i1034" style="width:0;height:1.5pt" o:hralign="center" o:bullet="t" o:hrstd="t" o:hr="t" fillcolor="#a0a0a0" stroked="f"/>
+          <v:rect id="_x0000_i1031" style="width:0;height:1.5pt" o:hralign="center" o:bullet="t" o:hrstd="t" o:hr="t" fillcolor="#a0a0a0" stroked="f"/>
         </w:pict>
       </w:r>
     </w:p>
@@ -993,39 +968,7 @@
           <w:kern w:val="0"/>
           <w14:ligatures w14:val="none"/>
         </w:rPr>
-        <w:t xml:space="preserve"> of the variance in profit margins.</w:t>
-      </w:r>
-      <w:r>
-        <w:rPr>
-          <w:rFonts w:eastAsia="Times New Roman" w:cs="Times New Roman"/>
-          <w:kern w:val="0"/>
-          <w14:ligatures w14:val="none"/>
-        </w:rPr>
-        <w:t xml:space="preserve"> </w:t>
-      </w:r>
-      <w:r>
-        <w:rPr>
-          <w:rFonts w:eastAsia="Times New Roman" w:cs="Times New Roman"/>
-          <w:kern w:val="0"/>
-          <w14:ligatures w14:val="none"/>
-        </w:rPr>
-        <w:t xml:space="preserve">For every 1% increase </w:t>
-      </w:r>
-      <w:r>
-        <w:rPr>
-          <w:rFonts w:eastAsia="Times New Roman" w:cs="Times New Roman"/>
-          <w:kern w:val="0"/>
-          <w14:ligatures w14:val="none"/>
-        </w:rPr>
-        <w:t>profit</w:t>
-      </w:r>
-      <w:r>
-        <w:rPr>
-          <w:rFonts w:eastAsia="Times New Roman" w:cs="Times New Roman"/>
-          <w:kern w:val="0"/>
-          <w14:ligatures w14:val="none"/>
-        </w:rPr>
-        <w:t xml:space="preserve"> margin drops by </w:t>
+        <w:t xml:space="preserve"> of the variance in profit margins. For every 1% increase profit margin drops by </w:t>
       </w:r>
       <w:r>
         <w:rPr>
@@ -1343,7 +1286,7 @@
       </w:pPr>
       <w:r>
         <w:pict w14:anchorId="3BBFCCA9">
-          <v:rect id="_x0000_i1035" style="width:0;height:1.5pt" o:hralign="center" o:bullet="t" o:hrstd="t" o:hr="t" fillcolor="#a0a0a0" stroked="f"/>
+          <v:rect id="_x0000_i1032" style="width:0;height:1.5pt" o:hralign="center" o:bullet="t" o:hrstd="t" o:hr="t" fillcolor="#a0a0a0" stroked="f"/>
         </w:pict>
       </w:r>
     </w:p>
@@ -1414,29 +1357,29 @@
         <w:t xml:space="preserve">focused inventory, </w:t>
       </w:r>
       <w:r>
-        <w:t xml:space="preserve">strengthen search visibility, bundle </w:t>
+        <w:t xml:space="preserve">strengthen search visibility, bundle with high-performing categories,  target industry segments with greater demand potential </w:t>
+      </w:r>
+      <w:r>
+        <w:t xml:space="preserve">and advertising around </w:t>
+      </w:r>
+      <w:r>
+        <w:t>best</w:t>
+      </w:r>
+      <w:r>
+        <w:t>-</w:t>
+      </w:r>
+      <w:r>
+        <w:t>selling</w:t>
+      </w:r>
+      <w:r>
+        <w:t xml:space="preserve"> products</w:t>
+      </w:r>
+      <w:r>
+        <w:t xml:space="preserve"> .Further investigate into the </w:t>
       </w:r>
       <w:r>
         <w:lastRenderedPageBreak/>
-        <w:t xml:space="preserve">with high-performing categories,  target industry segments with greater demand potential </w:t>
-      </w:r>
-      <w:r>
-        <w:t xml:space="preserve">and advertising around </w:t>
-      </w:r>
-      <w:r>
-        <w:t>best</w:t>
-      </w:r>
-      <w:r>
-        <w:t>-</w:t>
-      </w:r>
-      <w:r>
-        <w:t>selling</w:t>
-      </w:r>
-      <w:r>
-        <w:t xml:space="preserve"> products</w:t>
-      </w:r>
-      <w:r>
-        <w:t xml:space="preserve"> .Further investigate into the cause of high freight costs</w:t>
+        <w:t>cause of high freight costs</w:t>
       </w:r>
       <w:r>
         <w:t xml:space="preserve"> and take actions to reduce</w:t>
@@ -1492,15 +1435,7 @@
         <w:t xml:space="preserve"> </w:t>
       </w:r>
       <w:r>
-        <w:t xml:space="preserve">margin </w:t>
-      </w:r>
-      <w:proofErr w:type="gramStart"/>
-      <w:r>
-        <w:t>SKUs, and</w:t>
-      </w:r>
-      <w:proofErr w:type="gramEnd"/>
-      <w:r>
-        <w:t xml:space="preserve"> investigate customer feedback to address potential product or service issues impacting performance. </w:t>
+        <w:t xml:space="preserve">margin SKUs, and investigate customer feedback to address potential product or service issues impacting performance. </w:t>
       </w:r>
     </w:p>
     <w:p>
@@ -1583,7 +1518,7 @@
     <w:p>
       <w:r>
         <w:pict w14:anchorId="37639ED4">
-          <v:rect id="_x0000_i1031" style="width:0;height:1.5pt" o:hralign="center" o:hrstd="t" o:hr="t" fillcolor="#a0a0a0" stroked="f"/>
+          <v:rect id="_x0000_i1033" style="width:0;height:1.5pt" o:hralign="center" o:hrstd="t" o:hr="t" fillcolor="#a0a0a0" stroked="f"/>
         </w:pict>
       </w:r>
     </w:p>
@@ -1651,7 +1586,21 @@
           <w:sz w:val="22"/>
           <w:szCs w:val="22"/>
         </w:rPr>
-        <w:t xml:space="preserve"> restricted to transactions from 2017 Jan-Aug. Data beyond this period is incomplete and excluded to ensure consistent YoY and MoM comparisons.</w:t>
+        <w:t xml:space="preserve"> restricted to transactions from 2017 Jan-Aug</w:t>
+      </w:r>
+      <w:r>
+        <w:rPr>
+          <w:sz w:val="22"/>
+          <w:szCs w:val="22"/>
+        </w:rPr>
+        <w:t xml:space="preserve"> to 2018 Jan-Aug</w:t>
+      </w:r>
+      <w:r>
+        <w:rPr>
+          <w:sz w:val="22"/>
+          <w:szCs w:val="22"/>
+        </w:rPr>
+        <w:t>. Data beyond this period is incomplete and excluded to ensure consistent YoY and MoM comparisons.</w:t>
       </w:r>
     </w:p>
     <w:p>
@@ -4314,6 +4263,7 @@
   <w:style w:type="character" w:default="1" w:styleId="DefaultParagraphFont">
     <w:name w:val="Default Paragraph Font"/>
     <w:uiPriority w:val="1"/>
+    <w:semiHidden/>
     <w:unhideWhenUsed/>
   </w:style>
   <w:style w:type="table" w:default="1" w:styleId="TableNormal">
